--- a/reports/Workforce_Planning_Case_Study.docx
+++ b/reports/Workforce_Planning_Case_Study.docx
@@ -54,7 +54,7 @@
               <w:rPr>
                 <w:b/>
               </w:rPr>
-              <w:t>AUTHOR: Maulik Patel</w:t>
+              <w:t>AUTHOR: Maulik Parmar</w:t>
             </w:r>
           </w:p>
         </w:tc>
